--- a/submission/1_UPLOAD/03_Cover_letter.docx
+++ b/submission/1_UPLOAD/03_Cover_letter.docx
@@ -138,7 +138,7 @@
         <w:pStyle w:val="BodyText"/>
       </w:pPr>
       <w:r>
-        <w:t xml:space="preserve">The development record is public: the pull requests and issues behind this work, including two open defects that limit what we claim, are in the tool repository github.com/BMGLab/PeakATail (PRs #92, #93, #96, #97, #100; issues #94, #95, #98, #99, #101), and the manuscript pins the two frozen commits behind its numbers,</w:t>
+        <w:t xml:space="preserve">The development record is public: the pull requests and issues behind this work, including tool defects that were open when these results were produced and that limit what we claim, are in the tool repository github.com/BMGLab/PeakATail (PRs #92, #93, #96, #97, #100; issues #94, #95, #98, #99, #101), and the manuscript pins the two frozen commits behind its numbers,</w:t>
       </w:r>
       <w:r>
         <w:t xml:space="preserve"> </w:t>
